--- a/lc-balance/analysis/TF-Balance-Component-BA-Review-zh.docx
+++ b/lc-balance/analysis/TF-Balance-Component-BA-Review-zh.docx
@@ -111,6 +111,36 @@
     </w:p>
     <w:p>
       <w:pPr>
+        <w:pBdr>
+          <w:left w:val="single" w:color="C0793A" w:sz="18" w:space="8"/>
+        </w:pBdr>
+        <w:shd w:fill="F2E9DC" w:val="clear"/>
+        <w:spacing w:after="260" w:before="0"/>
+        <w:ind w:left="120"/>
+      </w:pPr>
+      <w:r>
+        <w:rPr>
+          <w:rFonts w:ascii="Noto Sans CJK SC" w:cs="Noto Sans CJK SC" w:eastAsia="Noto Sans CJK SC" w:hAnsi="Noto Sans CJK SC"/>
+          <w:b/>
+          <w:bCs/>
+          <w:color w:val="7A4A18"/>
+          <w:sz w:val="19"/>
+          <w:szCs w:val="19"/>
+        </w:rPr>
+        <w:t xml:space="preserve">修订说明（2026年8月25日）——出口买方远期（F2）  </w:t>
+      </w:r>
+      <w:r>
+        <w:rPr>
+          <w:rFonts w:ascii="Noto Sans CJK SC" w:cs="Noto Sans CJK SC" w:eastAsia="Noto Sans CJK SC" w:hAnsi="Noto Sans CJK SC"/>
+          <w:color w:val="5A3A14"/>
+          <w:sz w:val="19"/>
+          <w:szCs w:val="19"/>
+        </w:rPr>
+        <w:t xml:space="preserve">本项发现原先的表述，将出口买方远期的处理定性为一项由业务方主导、仍未关闭的开放业务问题——这一表述不准确：该业务决策早已在业务规则决策备忘录（2026-08-21，决策2）中定案——Buyer's Usance在出口/保兑行自身的资产负债表上不构成任何延期付款曝险（该项融资属于进口侧开证行的职责），必须与Sight做完全相同的处理。目前仍未完成的，纯粹是这项已定案决策的代码实现（行动项3）。下方发现内容已据此重新撰写——严重程度不变，仅更正定性表述。</w:t>
+      </w:r>
+    </w:p>
+    <w:p>
+      <w:pPr>
         <w:pStyle w:val="Heading1"/>
         <w:pBdr>
           <w:bottom w:val="single" w:color="1F3864" w:sz="6" w:space="4"/>
@@ -152,7 +182,7 @@
           <w:sz w:val="21"/>
           <w:szCs w:val="21"/>
         </w:rPr>
-        <w:t xml:space="preserve">从业务分析与会计正确性的角度看，有一项发现比其余问题都更为重要，应在后续开发前解决：完全缺失到期 / UCP 600 第16(f)条自动释放机制（F1），详见下文。早前版本中就承兑/DPU处理提出的疑虑，经工程团队要求进一步核实后，已确认属于正确设计，而非缺陷——详见上方「修订说明」及第三节相应优点。除F1外，其余发现要么已被正确排除在组件范围之外，要么已被工程团队标记并设置了投产关卡，要么属于较低严重程度问题——其中F2（出口买方远期）值得特别指出，这是一项被业务方遗留、尚未关闭的行动项。</w:t>
+        <w:t xml:space="preserve">从业务分析与会计正确性的角度看，有一项发现比其余问题都更为重要，应在后续开发前解决：完全缺失到期 / UCP 600 第16(f)条自动释放机制（F1），详见下文。本评审早前版本中提出的另外两项疑虑，经业务与工程团队要求进一步核实后，确认需要更正而非属于真正的开放问题：承兑/DPU的处理属于正确设计，并非缺陷（详见上方「修订说明」及第三节相应优点）；出口买方远期（F2）的业务决策早已定案（2026-08-21）——目前仍未完成的是真实存在、尚待实现的代码缺口，但这属于工程任务，而非待决的业务问题。除F1与F2外，其余发现要么已被正确排除在组件范围之外，要么已被工程团队标记并设置了投产关卡，要么属于较低严重程度问题。</w:t>
       </w:r>
     </w:p>
     <w:p>
@@ -165,7 +195,7 @@
           <w:sz w:val="21"/>
           <w:szCs w:val="21"/>
         </w:rPr>
-        <w:t xml:space="preserve">本次评审共记录15项发现：高3项、中8项、低4项。这些发现中没有一项是让团队完全意外的新发现——其中大多数已经以某种形式存在于项目自身的未决问题登记册中——但F2尤其是一项仍未关闭的、由业务方主导的决策，不应任其默默搁置。</w:t>
+        <w:t xml:space="preserve">本次评审共记录15项发现：高3项、中8项、低4项。这些发现中没有一项是让团队完全意外的新发现——其中大多数已经以某种形式存在于项目自身的未决问题登记册中——但F2尤其不应留下「由谁负责下一步」的模糊空间：决策已经定案，只剩实现工作尚未完成。</w:t>
       </w:r>
     </w:p>
     <w:p>
@@ -742,7 +772,7 @@
                 <w:sz w:val="18"/>
                 <w:szCs w:val="18"/>
               </w:rPr>
-              <w:t xml:space="preserve">出口买方远期（Buyer's Usance）仍未被拒绝或规范化处理</w:t>
+              <w:t xml:space="preserve">出口买方远期路由缺口——决策已定案，实现仍未完成</w:t>
             </w:r>
           </w:p>
         </w:tc>
@@ -767,7 +797,7 @@
                 <w:sz w:val="17"/>
                 <w:szCs w:val="17"/>
               </w:rPr>
-              <w:t xml:space="preserve">业务规则决策备忘录（2026-08-21）行动项3，在2026-08-24的补充说明中仍标注为未完成。TenorType 枚举未包含 undertakingAvailability / financingStructure / fundingParty / availableWith / bankRole 等字段；代码注释写明卖方远期与买方远期「驱动完全相同的余额机制」。</w:t>
+              <w:t xml:space="preserve">业务问题本身早已定案：业务规则决策备忘录（2026-08-21）决策2明确指出，Buyer's Usance是开证行对申请人（买方）的融资安排，仅存在于进口侧；对出口/保兑行自身的资产负债表而言，Buyer's Usance不构成任何延期付款曝险，必须与Sight做完全相同的处理（B4须路由至HONOUR，绝不可为ACCEPT）；tenorType: 'BUYERS_USANCE'对EPLC_CONFIRMATION而言不是合法宣告。目前仍未完成的，纯粹是代码层面：该备忘录行动项3（tenorRouting.ts / balanceService.ts中的拒绝/规范化防护）截至2026-08-24补充说明仍未实现；仅受影响的两个测试用例（export-case-2/4）在测试数据层面被修正为SELLERS_USANCE，并未触及领域层本身的防护逻辑。</w:t>
             </w:r>
           </w:p>
           <w:p>
@@ -783,7 +813,7 @@
                 <w:sz w:val="17"/>
                 <w:szCs w:val="17"/>
               </w:rPr>
-              <w:t xml:space="preserve">会计处理目前完全依赖 tenorType 单一字段路由——这正是会把 BU-B（REFINANCING_BANK，融资行）项下的行际负债隐藏在看似普通的 BU-A（自筹资金）远期背后的典型模式。</w:t>
+              <w:t xml:space="preserve">目前若有人（无论经由UI还是直接调用API）对EPLC_CONFIRMATION宣告tenorType = BUYERS_USANCE，B4仍会落入既有的「非SIGHT一律路由至ACCEPT」逻辑，在保兑行自己的账上错误地建立一笔不该存在的承兑负债/偿付应收款配对——这是一项真实的会计正确性风险，而非单纯的输入校验缺失。</w:t>
             </w:r>
           </w:p>
         </w:tc>
@@ -808,7 +838,7 @@
                 <w:sz w:val="18"/>
                 <w:szCs w:val="18"/>
               </w:rPr>
-              <w:t xml:space="preserve">尽快关闭此项——要么按当初BA决策实现拒绝/规范化规则，要么正式记录范围变更。目前这是业务方（而非工程团队）尚未关闭的行动项。</w:t>
+              <w:t xml:space="preserve">这是一项规格已经完全明确、不存在待决业务问题的工程任务——直接依决策2原文实现拒绝/规范化防护即可，无需再等待BA进一步确认。</w:t>
             </w:r>
           </w:p>
         </w:tc>
@@ -2664,7 +2694,7 @@
           <w:sz w:val="21"/>
           <w:szCs w:val="21"/>
         </w:rPr>
-        <w:t xml:space="preserve">出口买方远期的拒绝/规范化处理，是否仍按2026-08-21原定决策推进，还是业务范围已发生变化？（见F2）</w:t>
+        <w:t xml:space="preserve">ECL/监管EAD 的推导是否确实有意完全归属下游调用方职责？若是，应在何处记录这一决策？（见F9）</w:t>
       </w:r>
     </w:p>
     <w:p>
@@ -2682,7 +2712,7 @@
           <w:sz w:val="21"/>
           <w:szCs w:val="21"/>
         </w:rPr>
-        <w:t xml:space="preserve">ECL/监管EAD 的推导是否确实有意完全归属下游调用方职责？若是，应在何处记录这一决策？（见F9）</w:t>
+        <w:t xml:space="preserve">多币别/外汇合并是否有意规划为未来阶段，还是应纳入本组件范围？（见F6）</w:t>
       </w:r>
     </w:p>
     <w:p>
@@ -2700,24 +2730,6 @@
           <w:sz w:val="21"/>
           <w:szCs w:val="21"/>
         </w:rPr>
-        <w:t xml:space="preserve">多币别/外汇合并是否有意规划为未来阶段，还是应纳入本组件范围？（见F6）</w:t>
-      </w:r>
-    </w:p>
-    <w:p>
-      <w:pPr>
-        <w:pStyle w:val="ListParagraph"/>
-        <w:numPr>
-          <w:ilvl w:val="0"/>
-          <w:numId w:val="2"/>
-        </w:numPr>
-        <w:spacing w:after="100" w:line="300"/>
-      </w:pPr>
-      <w:r>
-        <w:rPr>
-          <w:rFonts w:ascii="Noto Sans CJK SC" w:cs="Noto Sans CJK SC" w:eastAsia="Noto Sans CJK SC" w:hAnsi="Noto Sans CJK SC"/>
-          <w:sz w:val="21"/>
-          <w:szCs w:val="21"/>
-        </w:rPr>
         <w:t xml:space="preserve">A6 计算逻辑说明中提到「SHGT-style double-counting 超出范围」——这究竟是指存在一项已知的提货担保重复计算风险且被有意搁置，还是仅说明该表无需重新推导提货担保逻辑？值得让撰写该说明的人直接给出答案。</w:t>
       </w:r>
     </w:p>
@@ -2764,7 +2776,7 @@
           <w:sz w:val="21"/>
           <w:szCs w:val="21"/>
         </w:rPr>
-        <w:t xml:space="preserve">在进入下一阶段开发之前，建议优先处理 F1（到期 / 第16(f)条自动释放）——这是一项会计正确性问题，而非工程工作量问题，且拖延越久、累积风险越大。F2（出口买方远期）是三周前遗留的一项BA行动项，只需以某种方式将其关闭即可。中、低严重度发现各建一条待办事项即可，不会阻碍后续开发。</w:t>
+        <w:t xml:space="preserve">在进入下一阶段开发之前，建议优先处理 F1（到期 / 第16(f)条自动释放）——这是一项会计正确性问题，而非工程工作量问题，且拖延越久、累积风险越大。F2（出口买方远期）已没有任何待决的模糊空间——决策早在2026-08-21即已定案——应直接排入工程待办清单，而非继续当作等待拍板的事项处理。中、低严重度发现各建一条待办事项即可，不会阻碍后续开发。</w:t>
       </w:r>
     </w:p>
     <w:sectPr>

--- a/lc-balance/analysis/TF-Balance-Component-BA-Review-zh.docx
+++ b/lc-balance/analysis/TF-Balance-Component-BA-Review-zh.docx
@@ -707,7 +707,7 @@
                 <w:sz w:val="18"/>
                 <w:szCs w:val="18"/>
               </w:rPr>
-              <w:t xml:space="preserve">新增独立的 EXPIRE movement 类型，在 expiry_date + mail_float_grace（绝不是固定的+21天）时自动触发，与人工 CLOSE 路径相互独立，然后再依赖这套账本用于真实的或有负债报告。</w:t>
+              <w:t xml:space="preserve">需要新增两个彼此独立、已对照源码验证过的机制，而非只有一个。（1）AUTO EXPIRE——新增独立的 EXPIRE movement 类型，在该合约自身的 expiry_date + mail_float_grace_days 已过、且该合约事件树没有 PENDING 中的事件在途（沿用既有 hasOpenEvents 检查本身，不做修改）时自动触发。不得沿用 CLOSE 既有资格判断里「SG Confirmed Balance = 0 且 Acceptance Confirmed Balance = 0」这两个条件——那描述的是另一件不相关的前提，若照搬会让 EXPIRE 在它本该释放的那些信用证（到期时仍有未清 SG 或 Acceptance）上永远无法触发。EXPIRE 沖销的是合约自己剩余的 Confirmed Balance（与 CLOSE 今日既有逻辑沖销的是同一个数字，参见 closeEligibility.ts 自身的设计意图注释；注意与本系统里另有精确定义的 Available Balance 区分），并把状态从 ACTIVE 改为新增的、独立的 EXPIRED，同时应在 UTILIZE、新开 SG、Document Arrival 等入口显式加入状态检查，让到期后的动用请求得到明确拒绝，而非仅依赖余额已归零的隐含效果。（2）AUTO CLOSE——待 SG Confirmed Balance、Acceptance Confirmed Balance 及事件树其余部分真正归零/结清后，自动触发现有、完全不需修改的 evaluateCloseEligibility()，把状态从 EXPIRED 转为 CLOSED；这里不需要改动既有判断逻辑本身，只需让排程也能调用它，不再限于人工 A10/B6。两个排程都应透过 BATCH_MAKER/BATCH_CHECKER 两个系统角色身份保留既有的双人经办/复核四眼流程，不得绕过。mail_float_grace_days 维持进出口分开配置、并在开证当下锁定到合约本身，避免日后政策调整时回头改变已在账上的旧信用证的释放时点。建议 EXPIRE 与 AUTO CLOSE 分别用独立的 feature flag 控管，并按此顺序先后上线——因为 EXPIRE 直接影响或有负债金额，AUTO CLOSE 仅是结案收尾。设计后续扩充了完整的重启机制：在 EXPIRED 但 AUTO CLOSE 尚未真正触发之前，可透过正式的 Expiry Extension Amendment（A2/B2）把合约打回 ACTIVE 并恢复被冲销的余额；CLOSED 状态则需要一个独立、审批门槛更高的具名业务功能（建议 A11 Import／B7 Export LC Reopen，因属非例行、特殊授权交易，特意不塞进 A2/B2 的选项清单）才能走同样的恢复流程。两者恢复余额的方式都是对被冲销的那笔 EXPIRE／CLOSE movement 触发一笔 REVERSAL——这个 movementType 目前只在本系统 MOVEMENT_DIRECTION 的注释里被预留名称（KB 自身的 Knowledge-Gaps 也将其列为未解疑点），尚未在任何地方真正实作，所以这是真正的新增工作量，不是重用既有机制。CLOSE 本身也应该改为强制要求 reasonCode，Reopen 的资格判断才有东西可查。完整机制、范例与尚待工程/BA拍板的排程时序、consent 把关等开放问题，详见 analysis/Balance-Component-F1-Expire-Proposal-zh.md 第七至十一节。</w:t>
             </w:r>
           </w:p>
         </w:tc>
